--- a/Курсовая(30321Прокофьев).docx
+++ b/Курсовая(30321Прокофьев).docx
@@ -1861,7 +1861,6 @@
         </w:rPr>
         <w:t xml:space="preserve"> за счёт удобного проектирования внешнего вида приложения посредством </w:t>
       </w:r>
-      <w:proofErr w:type="spellStart"/>
       <w:r>
         <w:rPr>
           <w:rFonts w:ascii="Times New Roman" w:hAnsi="Times New Roman" w:cs="Times New Roman"/>
@@ -1871,7 +1870,6 @@
         </w:rPr>
         <w:t>fxml</w:t>
       </w:r>
-      <w:proofErr w:type="spellEnd"/>
       <w:r>
         <w:rPr>
           <w:rFonts w:ascii="Times New Roman" w:hAnsi="Times New Roman" w:cs="Times New Roman"/>
@@ -1929,7 +1927,6 @@
         </w:rPr>
         <w:t xml:space="preserve">Для его установки было отдельно поставлено </w:t>
       </w:r>
-      <w:proofErr w:type="spellStart"/>
       <w:r>
         <w:rPr>
           <w:rFonts w:ascii="Times New Roman" w:hAnsi="Times New Roman" w:cs="Times New Roman"/>
@@ -1939,7 +1936,6 @@
         </w:rPr>
         <w:t>sdk</w:t>
       </w:r>
-      <w:proofErr w:type="spellEnd"/>
       <w:r>
         <w:rPr>
           <w:rFonts w:ascii="Times New Roman" w:hAnsi="Times New Roman" w:cs="Times New Roman"/>
@@ -1956,7 +1952,6 @@
         </w:rPr>
         <w:t xml:space="preserve">и прописаны пути для среды </w:t>
       </w:r>
-      <w:proofErr w:type="spellStart"/>
       <w:r>
         <w:rPr>
           <w:rFonts w:ascii="Times New Roman" w:hAnsi="Times New Roman" w:cs="Times New Roman"/>
@@ -1966,7 +1961,6 @@
         </w:rPr>
         <w:t>IntellijIDEA</w:t>
       </w:r>
-      <w:proofErr w:type="spellEnd"/>
       <w:r>
         <w:rPr>
           <w:rFonts w:ascii="Times New Roman" w:hAnsi="Times New Roman" w:cs="Times New Roman"/>
@@ -2115,7 +2109,6 @@
         </w:rPr>
         <w:t>классов (</w:t>
       </w:r>
-      <w:proofErr w:type="spellStart"/>
       <w:r>
         <w:rPr>
           <w:rFonts w:ascii="Times New Roman" w:hAnsi="Times New Roman" w:cs="Times New Roman"/>
@@ -2125,7 +2118,6 @@
         </w:rPr>
         <w:t>JavaFXGUI</w:t>
       </w:r>
-      <w:proofErr w:type="spellEnd"/>
       <w:r>
         <w:rPr>
           <w:rFonts w:ascii="Times New Roman" w:hAnsi="Times New Roman" w:cs="Times New Roman"/>
@@ -2166,7 +2158,6 @@
         </w:rPr>
         <w:t xml:space="preserve"> класс приложения; </w:t>
       </w:r>
-      <w:proofErr w:type="spellStart"/>
       <w:r>
         <w:rPr>
           <w:rFonts w:ascii="Times New Roman" w:hAnsi="Times New Roman" w:cs="Times New Roman"/>
@@ -2176,7 +2167,6 @@
         </w:rPr>
         <w:t>SceneController</w:t>
       </w:r>
-      <w:proofErr w:type="spellEnd"/>
       <w:r>
         <w:rPr>
           <w:rFonts w:ascii="Times New Roman" w:hAnsi="Times New Roman" w:cs="Times New Roman"/>
@@ -2209,8 +2199,6 @@
         </w:rPr>
         <w:t xml:space="preserve">главный оркестратор интерфейса); файла разметки интерфейса – </w:t>
       </w:r>
-      <w:proofErr w:type="spellStart"/>
-      <w:proofErr w:type="gramStart"/>
       <w:r>
         <w:rPr>
           <w:rFonts w:ascii="Times New Roman" w:hAnsi="Times New Roman" w:cs="Times New Roman"/>
@@ -2220,7 +2208,6 @@
         </w:rPr>
         <w:t>gui</w:t>
       </w:r>
-      <w:proofErr w:type="spellEnd"/>
       <w:r>
         <w:rPr>
           <w:rFonts w:ascii="Times New Roman" w:hAnsi="Times New Roman" w:cs="Times New Roman"/>
@@ -2229,7 +2216,6 @@
         </w:rPr>
         <w:t>.</w:t>
       </w:r>
-      <w:proofErr w:type="spellStart"/>
       <w:r>
         <w:rPr>
           <w:rFonts w:ascii="Times New Roman" w:hAnsi="Times New Roman" w:cs="Times New Roman"/>
@@ -2239,8 +2225,6 @@
         </w:rPr>
         <w:t>fxml</w:t>
       </w:r>
-      <w:proofErr w:type="spellEnd"/>
-      <w:proofErr w:type="gramEnd"/>
       <w:r>
         <w:rPr>
           <w:rFonts w:ascii="Times New Roman" w:hAnsi="Times New Roman" w:cs="Times New Roman"/>
@@ -2269,7 +2253,6 @@
         </w:rPr>
         <w:t xml:space="preserve">Для каждого модуля лабораторной работы и </w:t>
       </w:r>
-      <w:proofErr w:type="spellStart"/>
       <w:r>
         <w:rPr>
           <w:rFonts w:ascii="Times New Roman" w:hAnsi="Times New Roman" w:cs="Times New Roman"/>
@@ -2279,7 +2262,6 @@
         </w:rPr>
         <w:t>SceneController</w:t>
       </w:r>
-      <w:proofErr w:type="spellEnd"/>
       <w:r>
         <w:rPr>
           <w:rFonts w:ascii="Times New Roman" w:hAnsi="Times New Roman" w:cs="Times New Roman"/>
@@ -2312,7 +2294,7 @@
           <w:noProof/>
         </w:rPr>
         <w:drawing>
-          <wp:inline distT="0" distB="0" distL="0" distR="0" wp14:anchorId="249CCB2B" wp14:editId="652287D4">
+          <wp:inline distT="0" distB="0" distL="0" distR="0" wp14:anchorId="249CCB2B" wp14:editId="5CBA9CEB">
             <wp:extent cx="5940425" cy="1409700"/>
             <wp:effectExtent l="0" t="0" r="3175" b="0"/>
             <wp:docPr id="691053389" name="Рисунок 1"/>
@@ -2501,7 +2483,7 @@
           <w:noProof/>
         </w:rPr>
         <w:drawing>
-          <wp:inline distT="0" distB="0" distL="0" distR="0" wp14:anchorId="169C32CA" wp14:editId="4DE0D653">
+          <wp:inline distT="0" distB="0" distL="0" distR="0" wp14:anchorId="169C32CA" wp14:editId="6A79C655">
             <wp:extent cx="5940425" cy="1882140"/>
             <wp:effectExtent l="0" t="0" r="3175" b="3810"/>
             <wp:docPr id="1802133253" name="Рисунок 3"/>
@@ -2777,7 +2759,23 @@
           <w:sz w:val="28"/>
           <w:szCs w:val="28"/>
         </w:rPr>
-        <w:t>В течении работы над данной курсовой были выполнены и интегрированы в интерфейс следующие лабораторные:</w:t>
+        <w:t>В течени</w:t>
+      </w:r>
+      <w:r>
+        <w:rPr>
+          <w:rFonts w:ascii="Times New Roman" w:hAnsi="Times New Roman" w:cs="Times New Roman"/>
+          <w:sz w:val="28"/>
+          <w:szCs w:val="28"/>
+        </w:rPr>
+        <w:t>е</w:t>
+      </w:r>
+      <w:r>
+        <w:rPr>
+          <w:rFonts w:ascii="Times New Roman" w:hAnsi="Times New Roman" w:cs="Times New Roman"/>
+          <w:sz w:val="28"/>
+          <w:szCs w:val="28"/>
+        </w:rPr>
+        <w:t xml:space="preserve"> работы над данной курсовой были выполнены и интегрированы в интерфейс следующие лабораторные:</w:t>
       </w:r>
     </w:p>
     <w:p>
@@ -2810,25 +2808,7 @@
           <w:sz w:val="28"/>
           <w:szCs w:val="28"/>
         </w:rPr>
-        <w:t xml:space="preserve">В компьютерной игре герой (класс </w:t>
-      </w:r>
-      <w:proofErr w:type="spellStart"/>
-      <w:r>
-        <w:rPr>
-          <w:rFonts w:ascii="Times New Roman" w:hAnsi="Times New Roman" w:cs="Times New Roman"/>
-          <w:sz w:val="28"/>
-          <w:szCs w:val="28"/>
-        </w:rPr>
-        <w:t>Hero</w:t>
-      </w:r>
-      <w:proofErr w:type="spellEnd"/>
-      <w:r>
-        <w:rPr>
-          <w:rFonts w:ascii="Times New Roman" w:hAnsi="Times New Roman" w:cs="Times New Roman"/>
-          <w:sz w:val="28"/>
-          <w:szCs w:val="28"/>
-        </w:rPr>
-        <w:t>) может перемещаться между</w:t>
+        <w:t>В компьютерной игре герой (класс Hero) может перемещаться между</w:t>
       </w:r>
       <w:r>
         <w:rPr>
@@ -2844,25 +2824,7 @@
           <w:sz w:val="28"/>
           <w:szCs w:val="28"/>
         </w:rPr>
-        <w:t xml:space="preserve">двумя точками (метод </w:t>
-      </w:r>
-      <w:proofErr w:type="spellStart"/>
-      <w:r>
-        <w:rPr>
-          <w:rFonts w:ascii="Times New Roman" w:hAnsi="Times New Roman" w:cs="Times New Roman"/>
-          <w:sz w:val="28"/>
-          <w:szCs w:val="28"/>
-        </w:rPr>
-        <w:t>move</w:t>
-      </w:r>
-      <w:proofErr w:type="spellEnd"/>
-      <w:r>
-        <w:rPr>
-          <w:rFonts w:ascii="Times New Roman" w:hAnsi="Times New Roman" w:cs="Times New Roman"/>
-          <w:sz w:val="28"/>
-          <w:szCs w:val="28"/>
-        </w:rPr>
-        <w:t>) различными способами: идти пешком</w:t>
+        <w:t>двумя точками (метод move) различными способами: идти пешком</w:t>
       </w:r>
       <w:r>
         <w:rPr>
@@ -2990,25 +2952,7 @@
           <w:sz w:val="28"/>
           <w:szCs w:val="28"/>
         </w:rPr>
-        <w:t xml:space="preserve"> (</w:t>
-      </w:r>
-      <w:proofErr w:type="spellStart"/>
-      <w:r>
-        <w:rPr>
-          <w:rFonts w:ascii="Times New Roman" w:hAnsi="Times New Roman" w:cs="Times New Roman"/>
-          <w:sz w:val="28"/>
-          <w:szCs w:val="28"/>
-        </w:rPr>
-        <w:t>strategy</w:t>
-      </w:r>
-      <w:proofErr w:type="spellEnd"/>
-      <w:r>
-        <w:rPr>
-          <w:rFonts w:ascii="Times New Roman" w:hAnsi="Times New Roman" w:cs="Times New Roman"/>
-          <w:sz w:val="28"/>
-          <w:szCs w:val="28"/>
-        </w:rPr>
-        <w:t>).</w:t>
+        <w:t xml:space="preserve"> (strategy).</w:t>
       </w:r>
     </w:p>
     <w:p>
@@ -3020,10 +2964,7 @@
       </w:pPr>
       <w:bookmarkStart w:id="4" w:name="_Toc210395054"/>
       <w:r>
-        <w:t xml:space="preserve">Лабораторная работа </w:t>
-      </w:r>
-      <w:r>
-        <w:t>2</w:t>
+        <w:t>Лабораторная работа 2</w:t>
       </w:r>
       <w:bookmarkEnd w:id="4"/>
     </w:p>
@@ -3264,10 +3205,7 @@
       </w:pPr>
       <w:bookmarkStart w:id="5" w:name="_Toc210395055"/>
       <w:r>
-        <w:t xml:space="preserve">Лабораторная работа </w:t>
-      </w:r>
-      <w:r>
-        <w:t>3</w:t>
+        <w:t>Лабораторная работа 3</w:t>
       </w:r>
       <w:bookmarkEnd w:id="5"/>
     </w:p>
@@ -3290,7 +3228,6 @@
         </w:rPr>
         <w:t>Реализована программа-переводчик по заданному словарю строгого формата. Созданы два класса собственных исключений (</w:t>
       </w:r>
-      <w:proofErr w:type="spellStart"/>
       <w:r>
         <w:rPr>
           <w:rFonts w:ascii="Times New Roman" w:hAnsi="Times New Roman" w:cs="Times New Roman"/>
@@ -3300,7 +3237,6 @@
         </w:rPr>
         <w:t>FileReadException</w:t>
       </w:r>
-      <w:proofErr w:type="spellEnd"/>
       <w:r>
         <w:rPr>
           <w:rFonts w:ascii="Times New Roman" w:hAnsi="Times New Roman" w:cs="Times New Roman"/>
@@ -3317,7 +3253,6 @@
         </w:rPr>
         <w:t xml:space="preserve">и </w:t>
       </w:r>
-      <w:proofErr w:type="spellStart"/>
       <w:r>
         <w:rPr>
           <w:rFonts w:ascii="Times New Roman" w:hAnsi="Times New Roman" w:cs="Times New Roman"/>
@@ -3327,7 +3262,6 @@
         </w:rPr>
         <w:t>InvalidFileFormatException</w:t>
       </w:r>
-      <w:proofErr w:type="spellEnd"/>
       <w:r>
         <w:rPr>
           <w:rFonts w:ascii="Times New Roman" w:hAnsi="Times New Roman" w:cs="Times New Roman"/>
@@ -3344,7 +3278,6 @@
         </w:rPr>
         <w:t xml:space="preserve">, которые наследуются от </w:t>
       </w:r>
-      <w:proofErr w:type="spellStart"/>
       <w:r>
         <w:rPr>
           <w:rFonts w:ascii="Times New Roman" w:hAnsi="Times New Roman" w:cs="Times New Roman"/>
@@ -3354,7 +3287,6 @@
         </w:rPr>
         <w:t>IOException</w:t>
       </w:r>
-      <w:proofErr w:type="spellEnd"/>
       <w:r>
         <w:rPr>
           <w:rFonts w:ascii="Times New Roman" w:hAnsi="Times New Roman" w:cs="Times New Roman"/>
@@ -3406,10 +3338,7 @@
       </w:pPr>
       <w:bookmarkStart w:id="6" w:name="_Toc210395056"/>
       <w:r>
-        <w:t xml:space="preserve">Лабораторная работа </w:t>
-      </w:r>
-      <w:r>
-        <w:t>4</w:t>
+        <w:t>Лабораторная работа 4</w:t>
       </w:r>
       <w:bookmarkEnd w:id="6"/>
     </w:p>
@@ -3533,25 +3462,7 @@
           <w:sz w:val="28"/>
           <w:szCs w:val="28"/>
         </w:rPr>
-        <w:t>добавляющий к ним префикс «_</w:t>
-      </w:r>
-      <w:proofErr w:type="spellStart"/>
-      <w:r>
-        <w:rPr>
-          <w:rFonts w:ascii="Times New Roman" w:hAnsi="Times New Roman" w:cs="Times New Roman"/>
-          <w:sz w:val="28"/>
-          <w:szCs w:val="28"/>
-        </w:rPr>
-        <w:t>new</w:t>
-      </w:r>
-      <w:proofErr w:type="spellEnd"/>
-      <w:r>
-        <w:rPr>
-          <w:rFonts w:ascii="Times New Roman" w:hAnsi="Times New Roman" w:cs="Times New Roman"/>
-          <w:sz w:val="28"/>
-          <w:szCs w:val="28"/>
-        </w:rPr>
-        <w:t>_»;</w:t>
+        <w:t>добавляющий к ним префикс «_new_»;</w:t>
       </w:r>
     </w:p>
     <w:p>
@@ -3723,25 +3634,7 @@
           <w:sz w:val="28"/>
           <w:szCs w:val="28"/>
         </w:rPr>
-        <w:t xml:space="preserve">етод, преобразовывающий все строки в списке в </w:t>
-      </w:r>
-      <w:proofErr w:type="spellStart"/>
-      <w:r>
-        <w:rPr>
-          <w:rFonts w:ascii="Times New Roman" w:hAnsi="Times New Roman" w:cs="Times New Roman"/>
-          <w:sz w:val="28"/>
-          <w:szCs w:val="28"/>
-        </w:rPr>
-        <w:t>Map</w:t>
-      </w:r>
-      <w:proofErr w:type="spellEnd"/>
-      <w:r>
-        <w:rPr>
-          <w:rFonts w:ascii="Times New Roman" w:hAnsi="Times New Roman" w:cs="Times New Roman"/>
-          <w:sz w:val="28"/>
-          <w:szCs w:val="28"/>
-        </w:rPr>
-        <w:t>, где первый</w:t>
+        <w:t>етод, преобразовывающий все строки в списке в Map, где первый</w:t>
       </w:r>
       <w:r>
         <w:rPr>
@@ -4620,6 +4513,7 @@
   <w:style w:type="character" w:default="1" w:styleId="a0">
     <w:name w:val="Default Paragraph Font"/>
     <w:uiPriority w:val="1"/>
+    <w:semiHidden/>
     <w:unhideWhenUsed/>
   </w:style>
   <w:style w:type="table" w:default="1" w:styleId="a1">
